--- a/vertrag/CRA_Nutzerinformation_Kauflizenz.docx
+++ b/vertrag/CRA_Nutzerinformation_Kauflizenz.docx
@@ -551,7 +551,7 @@
           <w:sz w:val="21"/>
           <w:szCs w:val="21"/>
         </w:rPr>
-        <w:t xml:space="preserve">Nach dem Ende des Unterstützungszeitraums stellt NexAI für diese Lizenz keine Sicherheitsaktualisierungen mehr bereit. Das Produkt läuft weiter, wird aber mit der Zeit unsicherer. NexAI weist den Kunden [drei Monate] vorher per E-Mail darauf hin und zeigt beim Ende einen Hinweis in der Anwendung an [setzt voraus: Hinweis in der Anwendung, Art. 13 Abs. 19 UAbs. 2 CRA]. [Ob und zu welchen Bedingungen NexAI danach eine Verlängerung anbietet, ist nicht entschieden.]</w:t>
+        <w:t xml:space="preserve">Nach dem Ende des Unterstützungszeitraums stellt NexAI für diese Lizenz keine Sicherheitsaktualisierungen mehr bereit. Das Produkt läuft weiter, wird aber mit der Zeit unsicherer. NexAI weist den Kunden [sechs (6) Monate] vorher in Textform darauf hin (Anlage E Ziffer 3) und zeigt beim Ende einen Hinweis in der Anwendung an [setzt voraus: Hinweis in der Anwendung, Art. 13 Abs. 19 UAbs. 2 CRA]. [Ob und zu welchen Bedingungen NexAI danach eine Verlängerung anbietet, ist nicht entschieden.]</w:t>
       </w:r>
     </w:p>
     <w:p>
